--- a/business/bids/ETABLIX-Delivery-Record.docx
+++ b/business/bids/ETABLIX-Delivery-Record.docx
@@ -694,7 +694,83 @@
           <w:sz w:val="26"/>
           <w:szCs w:val="26"/>
         </w:rPr>
-        <w:t xml:space="preserve">2. What ETABLIX does</w:t>
+        <w:t xml:space="preserve">2. The scope, and where it was performed before</w:t>
+      </w:r>
+    </w:p>
+    <w:p>
+      <w:pPr>
+        <w:spacing w:after="90" w:before="90" w:line="280"/>
+      </w:pPr>
+      <w:r>
+        <w:rPr>
+          <w:rFonts w:ascii="Arial" w:cs="Arial" w:eastAsia="Arial" w:hAnsi="Arial"/>
+          <w:b/>
+          <w:bCs/>
+          <w:color w:val="14181D"/>
+          <w:sz w:val="20"/>
+          <w:szCs w:val="20"/>
+        </w:rPr>
+        <w:t xml:space="preserve">At GE Vernova – Grid Solutions, between December 2022 and December 2025, the director was the single person accountable for planning, procuring, integrating and controlling the temporary infrastructure and workforce-living systems that keep major projects operational. </w:t>
+      </w:r>
+      <w:r>
+        <w:rPr>
+          <w:rFonts w:ascii="Arial" w:cs="Arial" w:eastAsia="Arial" w:hAnsi="Arial"/>
+          <w:color w:val="14181D"/>
+          <w:sz w:val="20"/>
+          <w:szCs w:val="20"/>
+        </w:rPr>
+        <w:t xml:space="preserve">He held that scope across multiple concurrent sites, from tender stage through to handover, across Northern and Southern Europe including the United Kingdom and the Republic of Ireland. Clients dealt with one accountable interface across the whole cycle: initial requirements, mobilisation, daily operation, demobilisation and reinstatement.</w:t>
+      </w:r>
+    </w:p>
+    <w:p>
+      <w:pPr>
+        <w:spacing w:after="90" w:before="90" w:line="280"/>
+      </w:pPr>
+      <w:r>
+        <w:rPr>
+          <w:rFonts w:ascii="Arial" w:cs="Arial" w:eastAsia="Arial" w:hAnsi="Arial"/>
+          <w:color w:val="14181D"/>
+          <w:sz w:val="20"/>
+          <w:szCs w:val="20"/>
+        </w:rPr>
+        <w:t xml:space="preserve">That is the same scope ETABLIX is offering, and it is stated first because it is the relevant fact. It was performed as an employee of GE Vernova and is not presented as a contract held by this company. The individual schemes it covers, with referees, are at section 3.</w:t>
+      </w:r>
+    </w:p>
+    <w:p>
+      <w:pPr>
+        <w:pBdr>
+          <w:left w:val="single" w:color="9C7A3C" w:sz="18" w:space="10"/>
+        </w:pBdr>
+        <w:shd w:fill="EFE6D2" w:color="auto" w:val="clear"/>
+        <w:spacing w:after="150" w:before="150" w:line="280"/>
+        <w:ind w:left="170" w:right="170"/>
+      </w:pPr>
+      <w:r>
+        <w:rPr>
+          <w:rFonts w:ascii="Arial" w:cs="Arial" w:eastAsia="Arial" w:hAnsi="Arial"/>
+          <w:color w:val="14181D"/>
+          <w:sz w:val="19"/>
+          <w:szCs w:val="19"/>
+        </w:rPr>
+        <w:t xml:space="preserve">The work was performed as the accountable interface rather than as self-delivery: the accommodation, welfare and utilities themselves were supplied and installed by specialist subcontractors, under terms the director specified, procured and held. ETABLIX operates the same way.</w:t>
+      </w:r>
+    </w:p>
+    <w:p>
+      <w:pPr>
+        <w:pStyle w:val="Heading2"/>
+        <w:keepNext/>
+        <w:spacing w:after="110" w:before="260"/>
+      </w:pPr>
+      <w:r>
+        <w:rPr>
+          <w:rFonts w:ascii="Arial" w:cs="Arial" w:eastAsia="Arial" w:hAnsi="Arial"/>
+          <w:b/>
+          <w:bCs/>
+          <w:color w:val="9C7A3C"/>
+          <w:sz w:val="21"/>
+          <w:szCs w:val="21"/>
+        </w:rPr>
+        <w:t xml:space="preserve">2.1  What ETABLIX does</w:t>
       </w:r>
     </w:p>
     <w:p>

--- a/business/bids/ETABLIX-Delivery-Record.docx
+++ b/business/bids/ETABLIX-Delivery-Record.docx
@@ -1659,7 +1659,7 @@
           <w:sz w:val="20"/>
           <w:szCs w:val="20"/>
         </w:rPr>
-        <w:t xml:space="preserve">[e.g. Negotiated and let NN subcontracts covering fencing, security, temporary power, water and waste, and held single-point responsibility for their interfaces]</w:t>
+        <w:t xml:space="preserve">[e.g. Specified, negotiated and recommended the award of NN subcontracts covering fencing, security, temporary power, water and waste; held single-point responsibility for their interfaces and for performance against the terms. Use the verb that is true of how the order was actually placed.]</w:t>
       </w:r>
     </w:p>
     <w:p>
@@ -2962,7 +2962,7 @@
           <w:sz w:val="20"/>
           <w:szCs w:val="20"/>
         </w:rPr>
-        <w:t xml:space="preserve">[e.g. Negotiated and let NN subcontracts covering fencing, security, temporary power, water and waste, and held single-point responsibility for their interfaces]</w:t>
+        <w:t xml:space="preserve">[e.g. Specified, negotiated and recommended the award of NN subcontracts covering fencing, security, temporary power, water and waste; held single-point responsibility for their interfaces and for performance against the terms. Use the verb that is true of how the order was actually placed.]</w:t>
       </w:r>
     </w:p>
     <w:p>
@@ -4265,7 +4265,7 @@
           <w:sz w:val="20"/>
           <w:szCs w:val="20"/>
         </w:rPr>
-        <w:t xml:space="preserve">[e.g. Negotiated and let NN subcontracts covering fencing, security, temporary power, water and waste, and held single-point responsibility for their interfaces]</w:t>
+        <w:t xml:space="preserve">[e.g. Specified, negotiated and recommended the award of NN subcontracts covering fencing, security, temporary power, water and waste; held single-point responsibility for their interfaces and for performance against the terms. Use the verb that is true of how the order was actually placed.]</w:t>
       </w:r>
     </w:p>
     <w:p>

--- a/business/bids/ETABLIX-Delivery-Record.docx
+++ b/business/bids/ETABLIX-Delivery-Record.docx
@@ -738,6 +738,31 @@
     </w:p>
     <w:p>
       <w:pPr>
+        <w:spacing w:after="90" w:before="90" w:line="280"/>
+      </w:pPr>
+      <w:r>
+        <w:rPr>
+          <w:rFonts w:ascii="Arial" w:cs="Arial" w:eastAsia="Arial" w:hAnsi="Arial"/>
+          <w:b/>
+          <w:bCs/>
+          <w:color w:val="14181D"/>
+          <w:sz w:val="20"/>
+          <w:szCs w:val="20"/>
+        </w:rPr>
+        <w:t xml:space="preserve">The clearest single instance is the Skye Reinforcement Project. </w:t>
+      </w:r>
+      <w:r>
+        <w:rPr>
+          <w:rFonts w:ascii="Arial" w:cs="Arial" w:eastAsia="Arial" w:hAnsi="Arial"/>
+          <w:color w:val="14181D"/>
+          <w:sz w:val="20"/>
+          <w:szCs w:val="20"/>
+        </w:rPr>
+        <w:t xml:space="preserve">Within SSEN Transmission’s £690 million replacement of the 132 kV network between Fort Augustus and the Isle of Skye, the director defined, procured and ran the worker accommodation village: 309 bedrooms over 36 months, decomposed into five packages — civils, the modular accommodation, furniture and fit-out, kitchen and dining, and facilities management. Once all five were appointed he placed the running of the whole village with one of them, the facilities management contractor, under a single contract. That is the structure this company offers, performed on a live establishment before the company existed.</w:t>
+      </w:r>
+    </w:p>
+    <w:p>
+      <w:pPr>
         <w:pBdr>
           <w:left w:val="single" w:color="9C7A3C" w:sz="18" w:space="10"/>
         </w:pBdr>
@@ -5941,8 +5966,8 @@
       </w:r>
     </w:p>
     <w:sectPr>
-      <w:headerReference w:type="default" r:id="rId7"/>
-      <w:footerReference w:type="default" r:id="rId8"/>
+      <w:headerReference w:type="default" r:id="rId6"/>
+      <w:footerReference w:type="default" r:id="rId7"/>
       <w:pgSz w:w="11906" w:h="16838" w:orient="portrait"/>
       <w:pgMar w:top="1100" w:right="1100" w:bottom="1100" w:left="1100" w:header="708" w:footer="708" w:gutter="0"/>
       <w:pgNumType/>
@@ -5950,10 +5975,6 @@
     </w:sectPr>
   </w:body>
 </w:document>
-</file>
-
-<file path=word/comments.xml><?xml version="1.0" encoding="utf-8"?>
-<w:comments xmlns:cx="http://schemas.microsoft.com/office/drawing/2014/chartex" xmlns:cx1="http://schemas.microsoft.com/office/drawing/2015/9/8/chartex" xmlns:cx2="http://schemas.microsoft.com/office/drawing/2015/10/21/chartex" xmlns:cx3="http://schemas.microsoft.com/office/drawing/2016/5/9/chartex" xmlns:cx4="http://schemas.microsoft.com/office/drawing/2016/5/10/chartex" xmlns:cx5="http://schemas.microsoft.com/office/drawing/2016/5/11/chartex" xmlns:cx6="http://schemas.microsoft.com/office/drawing/2016/5/12/chartex" xmlns:cx7="http://schemas.microsoft.com/office/drawing/2016/5/13/chartex" xmlns:cx8="http://schemas.microsoft.com/office/drawing/2016/5/14/chartex" xmlns:mc="http://schemas.openxmlformats.org/markup-compatibility/2006" xmlns:aink="http://schemas.microsoft.com/office/drawing/2016/ink" xmlns:am3d="http://schemas.microsoft.com/office/drawing/2017/model3d" xmlns:o="urn:schemas-microsoft-com:office:office" xmlns:r="http://schemas.openxmlformats.org/officeDocument/2006/relationships" xmlns:m="http://schemas.openxmlformats.org/officeDocument/2006/math" xmlns:v="urn:schemas-microsoft-com:vml" xmlns:wp14="http://schemas.microsoft.com/office/word/2010/wordprocessingDrawing" xmlns:wp="http://schemas.openxmlformats.org/drawingml/2006/wordprocessingDrawing" xmlns:w10="urn:schemas-microsoft-com:office:word" xmlns:w="http://schemas.openxmlformats.org/wordprocessingml/2006/main" xmlns:w14="http://schemas.microsoft.com/office/word/2010/wordml" xmlns:w15="http://schemas.microsoft.com/office/word/2012/wordml" xmlns:w16cex="http://schemas.microsoft.com/office/word/2018/wordml/cex" xmlns:w16cid="http://schemas.microsoft.com/office/word/2016/wordml/cid" xmlns:w16="http://schemas.microsoft.com/office/word/2018/wordml" xmlns:w16sdtdh="http://schemas.microsoft.com/office/word/2020/wordml/sdtdatahash" xmlns:w16se="http://schemas.microsoft.com/office/word/2015/wordml/symex" xmlns:wpg="http://schemas.microsoft.com/office/word/2010/wordprocessingGroup" xmlns:wpi="http://schemas.microsoft.com/office/word/2010/wordprocessingInk" xmlns:wne="http://schemas.microsoft.com/office/word/2006/wordml" xmlns:wps="http://schemas.microsoft.com/office/word/2010/wordprocessingShape"/>
 </file>
 
 <file path=word/endnotes.xml><?xml version="1.0" encoding="utf-8"?>
@@ -6108,7 +6129,7 @@
 <w:numbering xmlns:wpc="http://schemas.microsoft.com/office/word/2010/wordprocessingCanvas" xmlns:mc="http://schemas.openxmlformats.org/markup-compatibility/2006" xmlns:o="urn:schemas-microsoft-com:office:office" xmlns:r="http://schemas.openxmlformats.org/officeDocument/2006/relationships" xmlns:m="http://schemas.openxmlformats.org/officeDocument/2006/math" xmlns:v="urn:schemas-microsoft-com:vml" xmlns:wp14="http://schemas.microsoft.com/office/word/2010/wordprocessingDrawing" xmlns:wp="http://schemas.openxmlformats.org/drawingml/2006/wordprocessingDrawing" xmlns:w10="urn:schemas-microsoft-com:office:word" xmlns:w="http://schemas.openxmlformats.org/wordprocessingml/2006/main" xmlns:w14="http://schemas.microsoft.com/office/word/2010/wordml" xmlns:w15="http://schemas.microsoft.com/office/word/2012/wordml" xmlns:wpg="http://schemas.microsoft.com/office/word/2010/wordprocessingGroup" xmlns:wpi="http://schemas.microsoft.com/office/word/2010/wordprocessingInk" xmlns:wne="http://schemas.microsoft.com/office/word/2006/wordml" xmlns:wps="http://schemas.microsoft.com/office/word/2010/wordprocessingShape" mc:Ignorable="w14 w15 wp14">
   <w:abstractNum w:abstractNumId="1" w15:restartNumberingAfterBreak="0">
     <w:multiLevelType w:val="hybridMultilevel"/>
-    <w:lvl w:ilvl="0" w15:tentative="1">
+    <w:lvl w:ilvl="0" w:tentative="1">
       <w:start w:val="1"/>
       <w:numFmt w:val="bullet"/>
       <w:lvlText w:val="●"/>
@@ -6117,7 +6138,7 @@
         <w:ind w:left="720" w:hanging="360"/>
       </w:pPr>
     </w:lvl>
-    <w:lvl w:ilvl="1" w15:tentative="1">
+    <w:lvl w:ilvl="1" w:tentative="1">
       <w:start w:val="1"/>
       <w:numFmt w:val="bullet"/>
       <w:lvlText w:val="○"/>
@@ -6126,7 +6147,7 @@
         <w:ind w:left="1440" w:hanging="360"/>
       </w:pPr>
     </w:lvl>
-    <w:lvl w:ilvl="2" w15:tentative="1">
+    <w:lvl w:ilvl="2" w:tentative="1">
       <w:start w:val="1"/>
       <w:numFmt w:val="bullet"/>
       <w:lvlText w:val="■"/>
@@ -6135,7 +6156,7 @@
         <w:ind w:left="2160" w:hanging="360"/>
       </w:pPr>
     </w:lvl>
-    <w:lvl w:ilvl="3" w15:tentative="1">
+    <w:lvl w:ilvl="3" w:tentative="1">
       <w:start w:val="1"/>
       <w:numFmt w:val="bullet"/>
       <w:lvlText w:val="●"/>
@@ -6144,7 +6165,7 @@
         <w:ind w:left="2880" w:hanging="360"/>
       </w:pPr>
     </w:lvl>
-    <w:lvl w:ilvl="4" w15:tentative="1">
+    <w:lvl w:ilvl="4" w:tentative="1">
       <w:start w:val="1"/>
       <w:numFmt w:val="bullet"/>
       <w:lvlText w:val="○"/>
@@ -6153,7 +6174,7 @@
         <w:ind w:left="3600" w:hanging="360"/>
       </w:pPr>
     </w:lvl>
-    <w:lvl w:ilvl="5" w15:tentative="1">
+    <w:lvl w:ilvl="5" w:tentative="1">
       <w:start w:val="1"/>
       <w:numFmt w:val="bullet"/>
       <w:lvlText w:val="■"/>
@@ -6162,7 +6183,7 @@
         <w:ind w:left="4320" w:hanging="360"/>
       </w:pPr>
     </w:lvl>
-    <w:lvl w:ilvl="6" w15:tentative="1">
+    <w:lvl w:ilvl="6" w:tentative="1">
       <w:start w:val="1"/>
       <w:numFmt w:val="bullet"/>
       <w:lvlText w:val="●"/>
@@ -6171,7 +6192,7 @@
         <w:ind w:left="5040" w:hanging="360"/>
       </w:pPr>
     </w:lvl>
-    <w:lvl w:ilvl="7" w15:tentative="1">
+    <w:lvl w:ilvl="7" w:tentative="1">
       <w:start w:val="1"/>
       <w:numFmt w:val="bullet"/>
       <w:lvlText w:val="●"/>
@@ -6180,7 +6201,7 @@
         <w:ind w:left="5760" w:hanging="360"/>
       </w:pPr>
     </w:lvl>
-    <w:lvl w:ilvl="8" w15:tentative="1">
+    <w:lvl w:ilvl="8" w:tentative="1">
       <w:start w:val="1"/>
       <w:numFmt w:val="bullet"/>
       <w:lvlText w:val="●"/>
@@ -6192,7 +6213,7 @@
   </w:abstractNum>
   <w:abstractNum w:abstractNumId="2" w15:restartNumberingAfterBreak="0">
     <w:multiLevelType w:val="hybridMultilevel"/>
-    <w:lvl w:ilvl="0" w15:tentative="1">
+    <w:lvl w:ilvl="0" w:tentative="1">
       <w:start w:val="1"/>
       <w:numFmt w:val="bullet"/>
       <w:lvlText w:val="–"/>
@@ -6236,6 +6257,10 @@
     </w:rPrDefault>
     <w:pPrDefault/>
   </w:docDefaults>
+  <w:style w:type="paragraph" w:styleId="Normal" w:default="1">
+    <w:name w:val="Normal"/>
+    <w:qFormat/>
+  </w:style>
   <w:style w:type="paragraph" w:styleId="Title">
     <w:name w:val="Title"/>
     <w:basedOn w:val="Normal"/>
@@ -6408,4 +6433,294 @@
     </w:rPr>
   </w:style>
 </w:styles>
+</file>
+
+<file path=word/theme/theme1.xml><?xml version="1.0" encoding="utf-8"?>
+<a:theme xmlns:a="http://schemas.openxmlformats.org/drawingml/2006/main" name="Office Theme">
+  <a:themeElements>
+    <a:clrScheme name="Office">
+      <a:dk1>
+        <a:sysClr val="windowText" lastClr="000000"/>
+      </a:dk1>
+      <a:lt1>
+        <a:sysClr val="window" lastClr="FFFFFF"/>
+      </a:lt1>
+      <a:dk2>
+        <a:srgbClr val="44546A"/>
+      </a:dk2>
+      <a:lt2>
+        <a:srgbClr val="E7E6E6"/>
+      </a:lt2>
+      <a:accent1>
+        <a:srgbClr val="4472C4"/>
+      </a:accent1>
+      <a:accent2>
+        <a:srgbClr val="ED7D31"/>
+      </a:accent2>
+      <a:accent3>
+        <a:srgbClr val="A5A5A5"/>
+      </a:accent3>
+      <a:accent4>
+        <a:srgbClr val="FFC000"/>
+      </a:accent4>
+      <a:accent5>
+        <a:srgbClr val="5B9BD5"/>
+      </a:accent5>
+      <a:accent6>
+        <a:srgbClr val="70AD47"/>
+      </a:accent6>
+      <a:hlink>
+        <a:srgbClr val="0563C1"/>
+      </a:hlink>
+      <a:folHlink>
+        <a:srgbClr val="954F72"/>
+      </a:folHlink>
+    </a:clrScheme>
+    <a:fontScheme name="Office">
+      <a:majorFont>
+        <a:latin typeface="Calibri Light" panose="020F0302020204030204"/>
+        <a:ea typeface=""/>
+        <a:cs typeface=""/>
+        <a:font script="Jpan" typeface="游ゴシック Light"/>
+        <a:font script="Hang" typeface="맑은 고딕"/>
+        <a:font script="Hans" typeface="等线 Light"/>
+        <a:font script="Hant" typeface="新細明體"/>
+        <a:font script="Arab" typeface="Times New Roman"/>
+        <a:font script="Hebr" typeface="Times New Roman"/>
+        <a:font script="Thai" typeface="Angsana New"/>
+        <a:font script="Ethi" typeface="Nyala"/>
+        <a:font script="Beng" typeface="Vrinda"/>
+        <a:font script="Gujr" typeface="Shruti"/>
+        <a:font script="Khmr" typeface="MoolBoran"/>
+        <a:font script="Knda" typeface="Tunga"/>
+        <a:font script="Guru" typeface="Raavi"/>
+        <a:font script="Cans" typeface="Euphemia"/>
+        <a:font script="Cher" typeface="Plantagenet Cherokee"/>
+        <a:font script="Yiii" typeface="Microsoft Yi Baiti"/>
+        <a:font script="Tibt" typeface="Microsoft Himalaya"/>
+        <a:font script="Thaa" typeface="MV Boli"/>
+        <a:font script="Deva" typeface="Mangal"/>
+        <a:font script="Telu" typeface="Gautami"/>
+        <a:font script="Taml" typeface="Latha"/>
+        <a:font script="Syrc" typeface="Estrangelo Edessa"/>
+        <a:font script="Orya" typeface="Kalinga"/>
+        <a:font script="Mlym" typeface="Kartika"/>
+        <a:font script="Laoo" typeface="DokChampa"/>
+        <a:font script="Sinh" typeface="Iskoola Pota"/>
+        <a:font script="Mong" typeface="Mongolian Baiti"/>
+        <a:font script="Viet" typeface="Times New Roman"/>
+        <a:font script="Uigh" typeface="Microsoft Uighur"/>
+        <a:font script="Geor" typeface="Sylfaen"/>
+        <a:font script="Armn" typeface="Arial"/>
+        <a:font script="Bugi" typeface="Leelawadee UI"/>
+        <a:font script="Bopo" typeface="Microsoft JhengHei"/>
+        <a:font script="Java" typeface="Javanese Text"/>
+        <a:font script="Lisu" typeface="Segoe UI"/>
+        <a:font script="Mymr" typeface="Myanmar Text"/>
+        <a:font script="Nkoo" typeface="Ebrima"/>
+        <a:font script="Olck" typeface="Nirmala UI"/>
+        <a:font script="Osma" typeface="Ebrima"/>
+        <a:font script="Phag" typeface="Phagspa"/>
+        <a:font script="Syrn" typeface="Estrangelo Edessa"/>
+        <a:font script="Syrj" typeface="Estrangelo Edessa"/>
+        <a:font script="Syre" typeface="Estrangelo Edessa"/>
+        <a:font script="Sora" typeface="Nirmala UI"/>
+        <a:font script="Tale" typeface="Microsoft Tai Le"/>
+        <a:font script="Talu" typeface="Microsoft New Tai Lue"/>
+        <a:font script="Tfng" typeface="Ebrima"/>
+      </a:majorFont>
+      <a:minorFont>
+        <a:latin typeface="Calibri" panose="020F0502020204030204"/>
+        <a:ea typeface=""/>
+        <a:cs typeface=""/>
+        <a:font script="Jpan" typeface="游明朝"/>
+        <a:font script="Hang" typeface="맑은 고딕"/>
+        <a:font script="Hans" typeface="等线"/>
+        <a:font script="Hant" typeface="新細明體"/>
+        <a:font script="Arab" typeface="Arial"/>
+        <a:font script="Hebr" typeface="Arial"/>
+        <a:font script="Thai" typeface="Cordia New"/>
+        <a:font script="Ethi" typeface="Nyala"/>
+        <a:font script="Beng" typeface="Vrinda"/>
+        <a:font script="Gujr" typeface="Shruti"/>
+        <a:font script="Khmr" typeface="DaunPenh"/>
+        <a:font script="Knda" typeface="Tunga"/>
+        <a:font script="Guru" typeface="Raavi"/>
+        <a:font script="Cans" typeface="Euphemia"/>
+        <a:font script="Cher" typeface="Plantagenet Cherokee"/>
+        <a:font script="Yiii" typeface="Microsoft Yi Baiti"/>
+        <a:font script="Tibt" typeface="Microsoft Himalaya"/>
+        <a:font script="Thaa" typeface="MV Boli"/>
+        <a:font script="Deva" typeface="Mangal"/>
+        <a:font script="Telu" typeface="Gautami"/>
+        <a:font script="Taml" typeface="Latha"/>
+        <a:font script="Syrc" typeface="Estrangelo Edessa"/>
+        <a:font script="Orya" typeface="Kalinga"/>
+        <a:font script="Mlym" typeface="Kartika"/>
+        <a:font script="Laoo" typeface="DokChampa"/>
+        <a:font script="Sinh" typeface="Iskoola Pota"/>
+        <a:font script="Mong" typeface="Mongolian Baiti"/>
+        <a:font script="Viet" typeface="Arial"/>
+        <a:font script="Uigh" typeface="Microsoft Uighur"/>
+        <a:font script="Geor" typeface="Sylfaen"/>
+        <a:font script="Armn" typeface="Arial"/>
+        <a:font script="Bugi" typeface="Leelawadee UI"/>
+        <a:font script="Bopo" typeface="Microsoft JhengHei"/>
+        <a:font script="Java" typeface="Javanese Text"/>
+        <a:font script="Lisu" typeface="Segoe UI"/>
+        <a:font script="Mymr" typeface="Myanmar Text"/>
+        <a:font script="Nkoo" typeface="Ebrima"/>
+        <a:font script="Olck" typeface="Nirmala UI"/>
+        <a:font script="Osma" typeface="Ebrima"/>
+        <a:font script="Phag" typeface="Phagspa"/>
+        <a:font script="Syrn" typeface="Estrangelo Edessa"/>
+        <a:font script="Syrj" typeface="Estrangelo Edessa"/>
+        <a:font script="Syre" typeface="Estrangelo Edessa"/>
+        <a:font script="Sora" typeface="Nirmala UI"/>
+        <a:font script="Tale" typeface="Microsoft Tai Le"/>
+        <a:font script="Talu" typeface="Microsoft New Tai Lue"/>
+        <a:font script="Tfng" typeface="Ebrima"/>
+      </a:minorFont>
+    </a:fontScheme>
+    <a:fmtScheme name="Office">
+      <a:fillStyleLst>
+        <a:solidFill>
+          <a:schemeClr val="phClr"/>
+        </a:solidFill>
+        <a:gradFill rotWithShape="true">
+          <a:gsLst>
+            <a:gs pos="0">
+              <a:schemeClr val="phClr">
+                <a:lumMod val="110000"/>
+                <a:satMod val="105000"/>
+                <a:tint val="67000"/>
+              </a:schemeClr>
+            </a:gs>
+            <a:gs pos="50000">
+              <a:schemeClr val="phClr">
+                <a:lumMod val="105000"/>
+                <a:satMod val="103000"/>
+                <a:tint val="73000"/>
+              </a:schemeClr>
+            </a:gs>
+            <a:gs pos="100000">
+              <a:schemeClr val="phClr">
+                <a:lumMod val="105000"/>
+                <a:satMod val="109000"/>
+                <a:tint val="81000"/>
+              </a:schemeClr>
+            </a:gs>
+          </a:gsLst>
+          <a:lin ang="5400000" scaled="false"/>
+        </a:gradFill>
+        <a:gradFill rotWithShape="true">
+          <a:gsLst>
+            <a:gs pos="0">
+              <a:schemeClr val="phClr">
+                <a:satMod val="103000"/>
+                <a:lumMod val="102000"/>
+                <a:tint val="94000"/>
+              </a:schemeClr>
+            </a:gs>
+            <a:gs pos="50000">
+              <a:schemeClr val="phClr">
+                <a:satMod val="110000"/>
+                <a:lumMod val="100000"/>
+                <a:shade val="100000"/>
+              </a:schemeClr>
+            </a:gs>
+            <a:gs pos="100000">
+              <a:schemeClr val="phClr">
+                <a:lumMod val="99000"/>
+                <a:satMod val="120000"/>
+                <a:shade val="78000"/>
+              </a:schemeClr>
+            </a:gs>
+          </a:gsLst>
+          <a:lin ang="5400000" scaled="false"/>
+        </a:gradFill>
+      </a:fillStyleLst>
+      <a:lnStyleLst>
+        <a:ln w="6350" cap="flat" cmpd="sng" algn="ctr">
+          <a:solidFill>
+            <a:schemeClr val="phClr"/>
+          </a:solidFill>
+          <a:prstDash val="solid"/>
+          <a:miter lim="800000"/>
+        </a:ln>
+        <a:ln w="12700" cap="flat" cmpd="sng" algn="ctr">
+          <a:solidFill>
+            <a:schemeClr val="phClr"/>
+          </a:solidFill>
+          <a:prstDash val="solid"/>
+          <a:miter lim="800000"/>
+        </a:ln>
+        <a:ln w="19050" cap="flat" cmpd="sng" algn="ctr">
+          <a:solidFill>
+            <a:schemeClr val="phClr"/>
+          </a:solidFill>
+          <a:prstDash val="solid"/>
+          <a:miter lim="800000"/>
+        </a:ln>
+      </a:lnStyleLst>
+      <a:effectStyleLst>
+        <a:effectStyle>
+          <a:effectLst/>
+        </a:effectStyle>
+        <a:effectStyle>
+          <a:effectLst/>
+        </a:effectStyle>
+        <a:effectStyle>
+          <a:effectLst>
+            <a:outerShdw blurRad="57150" dist="19050" dir="5400000" algn="ctr" rotWithShape="false">
+              <a:srgbClr val="000000">
+                <a:alpha val="63000"/>
+              </a:srgbClr>
+            </a:outerShdw>
+          </a:effectLst>
+        </a:effectStyle>
+      </a:effectStyleLst>
+      <a:bgFillStyleLst>
+        <a:solidFill>
+          <a:schemeClr val="phClr"/>
+        </a:solidFill>
+        <a:solidFill>
+          <a:schemeClr val="phClr">
+            <a:tint val="95000"/>
+            <a:satMod val="170000"/>
+          </a:schemeClr>
+        </a:solidFill>
+        <a:gradFill rotWithShape="true">
+          <a:gsLst>
+            <a:gs pos="0">
+              <a:schemeClr val="phClr">
+                <a:tint val="93000"/>
+                <a:satMod val="150000"/>
+                <a:shade val="98000"/>
+                <a:lumMod val="102000"/>
+              </a:schemeClr>
+            </a:gs>
+            <a:gs pos="50000">
+              <a:schemeClr val="phClr">
+                <a:tint val="98000"/>
+                <a:satMod val="130000"/>
+                <a:shade val="90000"/>
+                <a:lumMod val="103000"/>
+              </a:schemeClr>
+            </a:gs>
+            <a:gs pos="100000">
+              <a:schemeClr val="phClr">
+                <a:shade val="63000"/>
+                <a:satMod val="120000"/>
+              </a:schemeClr>
+            </a:gs>
+          </a:gsLst>
+          <a:lin ang="5400000" scaled="false"/>
+        </a:gradFill>
+      </a:bgFillStyleLst>
+    </a:fmtScheme>
+  </a:themeElements>
+  <a:objectDefaults/>
+  <a:extraClrSchemeLst/>
+</a:theme>
 </file>
--- a/business/bids/ETABLIX-Delivery-Record.docx
+++ b/business/bids/ETABLIX-Delivery-Record.docx
@@ -5934,7 +5934,7 @@
           <w:sz w:val="20"/>
           <w:szCs w:val="20"/>
         </w:rPr>
-        <w:t xml:space="preserve">Name  [name]</w:t>
+        <w:t xml:space="preserve">Name  Justin Ngolu Nseya MCIOB</w:t>
       </w:r>
     </w:p>
     <w:p>
